--- a/public/templates-clean/orhideelor/10. Anexa 7 - Acord in cazul schimbarii starii de sanatate.docx
+++ b/public/templates-clean/orhideelor/10. Anexa 7 - Acord in cazul schimbarii starii de sanatate.docx
@@ -80,16 +80,16 @@
           <w:spacing w:val="1"/>
           <w:w w:val="125"/>
         </w:rPr>
-        <w:t xml:space="preserve"> </w:t>
+        <w:t xml:space="preserve"/>
       </w:r>
       <w:r>
         <w:rPr>
           <w:w w:val="125"/>
         </w:rPr>
-        <w:t>CONTRACTUL Nr. {NUMAR_CONTRACT}/12.07</w:t>
-      </w:r>
-      <w:r>
-        <w:t xml:space="preserve"> </w:t>
+        <w:t>CONTRACTUL Nr. {NUMAR_CONTRACT}/{DATA_CONTRACT}</w:t>
+      </w:r>
+      <w:r>
+        <w:t xml:space="preserve"/>
       </w:r>
       <w:r>
         <w:t/>
@@ -101,7 +101,7 @@
         <w:t/>
       </w:r>
       <w:r>
-        <w:t>.2026</w:t>
+        <w:t/>
       </w:r>
     </w:p>
     <w:p>
